--- a/activities/07 - Pareto, Run Charts, Variation, Yield, DPU, and DPMO/A07-Facilitator-Guide-Pareto-Run-Charts-Variation-Yield-DPU-and-DPMO.docx
+++ b/activities/07 - Pareto, Run Charts, Variation, Yield, DPU, and DPMO/A07-Facilitator-Guide-Pareto-Run-Charts-Variation-Yield-DPU-and-DPMO.docx
@@ -369,7 +369,7 @@
     </w:p>
     <w:p>
       <w:r>
-        <w:t>Upload data/assignment-times.csv to NovaSPC for the run chart. Worked answers are in solution/pareto-table-answers.csv and solution/process-metrics-answers.csv — attempt the lab before opening them.</w:t>
+        <w:t>Upload data/assignment-times.csv to NovaSPC for the run chart. Worked answers are in solution/pareto-table-answers.csv and solution/process-metrics-answers.csv — attempt the activity before opening them.</w:t>
       </w:r>
     </w:p>
     <w:p>
